--- a/docs/stakeholder-deliverables/docx/Bainum-Terms-and-Conditions.docx
+++ b/docs/stakeholder-deliverables/docx/Bainum-Terms-and-Conditions.docx
@@ -15,7 +15,7 @@
         <w:ind w:left="360"/>
       </w:pPr>
       <w:r>
-        <w:t>**DRAFT — NOT LEGAL ADVICE**</w:t>
+        <w:t>DRAFT — NOT LEGAL ADVICE</w:t>
       </w:r>
     </w:p>
     <w:p>
@@ -44,7 +44,7 @@
     </w:p>
     <w:p>
       <w:r>
-        <w:t>**Version:** 1.0 (Draft) | **Date:** June 2026</w:t>
+        <w:t>Version: 1.0 (Draft) | Date: June 2026</w:t>
       </w:r>
     </w:p>
     <w:p>
@@ -248,7 +248,7 @@
     </w:p>
     <w:p>
       <w:r>
-        <w:t>8.1. Transcripts are associated with an expiry date (currently **365 days** after the recording date) after which transcript text may be purged from active storage while other assessment metadata may remain.</w:t>
+        <w:t>8.1. Transcripts are associated with an expiry date (currently 365 days after the recording date) after which transcript text may be purged from active storage while other assessment metadata may remain.</w:t>
       </w:r>
     </w:p>
     <w:p>
@@ -271,7 +271,7 @@
     </w:p>
     <w:p>
       <w:r>
-        <w:t>Participation in moderated usability sessions is voluntary and separate from routine Platform use. See the **Bainum Usability Testing Protocol** for consent procedures, recording policies, and participant rights before conducting or joining a session.</w:t>
+        <w:t>Participation in moderated usability sessions is voluntary and separate from routine Platform use. See the Bainum Usability Testing Protocol for consent procedures, recording policies, and participant rights before conducting or joining a session.</w:t>
       </w:r>
     </w:p>
     <w:p>
@@ -328,7 +328,7 @@
     </w:p>
     <w:p>
       <w:r>
-        <w:t>**Effective date (draft):** June 2026</w:t>
+        <w:t>Effective date (draft): June 2026</w:t>
       </w:r>
     </w:p>
     <w:p>
